--- a/Dataset/generated_documents/maintenance/MNT_EVT-039.docx
+++ b/Dataset/generated_documents/maintenance/MNT_EVT-039.docx
@@ -37,7 +37,7 @@
           <w:b/>
           <w:sz w:val="32"/>
         </w:rPr>
-        <w:t>Maintenance Activity Report</w:t>
+        <w:t>Equipment Repair Report</w:t>
       </w:r>
     </w:p>
     <w:p/>
@@ -77,7 +77,7 @@
           </w:tcPr>
           <w:p>
             <w:r>
-              <w:t>5FF9C32C</w:t>
+              <w:t>84503698</w:t>
             </w:r>
           </w:p>
         </w:tc>
@@ -209,7 +209,7 @@
           </w:tcPr>
           <w:p>
             <w:r>
-              <w:t>14-Jul-2026 20:10</w:t>
+              <w:t>15-Jul-2026 13:05</w:t>
             </w:r>
           </w:p>
         </w:tc>
@@ -619,12 +619,13 @@
     <w:p>
       <w:r>
         <w:br/>
-        <w:t>Maintenance request received from</w:t>
-        <w:br/>
-        <w:t>Safety department.</w:t>
+        <w:t>Equipment ID:</w:t>
         <w:br/>
         <w:br/>
-        <w:t>Issue:</w:t>
+        <w:t>T-101</w:t>
+        <w:br/>
+        <w:br/>
+        <w:t>Failure Report:</w:t>
         <w:br/>
         <w:br/>
         <w:t>Emergency drill</w:t>
@@ -641,7 +642,15 @@
     </w:p>
     <w:p>
       <w:r>
-        <w:t>Under Investigation</w:t>
+        <w:br/>
+        <w:t>Inspection identified:</w:t>
+        <w:br/>
+        <w:br/>
+        <w:t>Failure Category:</w:t>
+        <w:br/>
+        <w:br/>
+        <w:t>Instrumentation</w:t>
+        <w:br/>
       </w:r>
     </w:p>
     <w:p>
@@ -655,16 +664,13 @@
     <w:p>
       <w:r>
         <w:br/>
-        <w:t>Maintenance activities completed.</w:t>
+        <w:t>Repair completed.</w:t>
         <w:br/>
         <w:br/>
-        <w:t>Corrective action:</w:t>
+        <w:t>Action performed:</w:t>
         <w:br/>
         <w:br/>
         <w:t>Training</w:t>
-        <w:br/>
-        <w:br/>
-        <w:t>Equipment performance verified.</w:t>
         <w:br/>
       </w:r>
     </w:p>
@@ -691,7 +697,7 @@
     </w:p>
     <w:p>
       <w:r>
-        <w:t>Recommend vibration monitoring during next inspection.</w:t>
+        <w:t>Further monitoring is recommended before closing the case.</w:t>
       </w:r>
     </w:p>
     <w:p>
@@ -704,7 +710,7 @@
     </w:p>
     <w:p>
       <w:r>
-        <w:t>All PPE requirements were complied with.</w:t>
+        <w:t>Area was barricaded before maintenance work.</w:t>
       </w:r>
     </w:p>
     <w:p>
@@ -717,7 +723,7 @@
     </w:p>
     <w:p>
       <w:r>
-        <w:t>Bearing Puller</w:t>
+        <w:t>Grease Gun</w:t>
       </w:r>
     </w:p>
     <w:p>
@@ -1182,7 +1188,7 @@
     </w:p>
     <w:p>
       <w:r>
-        <w:t>Replace similar components during annual shutdown.</w:t>
+        <w:t>Schedule detailed equipment health assessment.</w:t>
       </w:r>
     </w:p>
     <w:p/>
